--- a/submission-review/title-page.docx
+++ b/submission-review/title-page.docx
@@ -64,7 +64,7 @@
         <w:pStyle w:val="FirstParagraph"/>
       </w:pPr>
       <w:r>
-        <w:t xml:space="preserve">I thank Roxanne Chassé Bilodeau for trait photography and the Department of Conservation for collection permits and access to Te Pākeka/Maud Island. ChatGPT and Codex (OpenAI) were used to assist with language editing and R-workflow troubleshooting.</w:t>
+        <w:t xml:space="preserve">I thank Roxanne Chassé Bilodeau for trait photography and the Department of Conservation for collection permits and access to Te Pākeka/Maud Island. ChatGPT and Codex (OpenAI) were used to assist with language editing, R-code development, statistical sensitivity analyses and reporting checks. The author takes responsibility for the analyses and final content.</w:t>
       </w:r>
     </w:p>
     <w:bookmarkEnd w:id="20"/>
